--- a/eng/docx/62.content.docx
+++ b/eng/docx/62.content.docx
@@ -19,7 +19,7 @@
         <w:rPr>
           <w:lang w:val="en_US" w:bidi="en_US"/>
         </w:rPr>
-        <w:t>Resource: Study Notes - Book Intros (Tyndale)</w:t>
+        <w:t>Resource: Tyndale Open Study Notes</w:t>
       </w:r>
       <w:r>
         <w:rPr>
@@ -112,7 +112,7 @@
         <w:rPr>
           <w:lang w:val="en_US" w:bidi="en_US"/>
         </w:rPr>
-        <w:t>Study Notes - Book Intros (Tyndale)</w:t>
+        <w:t>Tyndale Open Study Notes</w:t>
       </w:r>
     </w:p>
     <w:p>

--- a/eng/docx/62.content.docx
+++ b/eng/docx/62.content.docx
@@ -348,7 +348,7 @@
         <w:rPr>
           <w:lang w:val="en_US" w:bidi="en_US"/>
         </w:rPr>
-        <w:t xml:space="preserve">John may have confronted the heresy promoted by Cerinthus, a leader of Gnostics with some Christian beliefs. Cerinthus taught that Jesus was not born to a virgin. Instead, Cerinthus said Jesus was a regular human born to Joseph and Mary. He believed Jesus was simply more holy, sensible, and wise than others. Cerinthus also claimed that at Jesus's baptism, "the Christ" descended on him like a dove from the eternal Father. </w:t>
+        <w:t xml:space="preserve">John may have confronted the heresy promoted by Cerinthus, a leader of Gnostics with some Christian beliefs. Cerinthus taught that Jesus was not born to a virgin. Instead, Cerinthus said Jesus was a regular human born to Joseph and Mary. He believed Jesus was simply more holy, sensible, and wise than others. Cerinthus also claimed that when John baptized Jesus, "the Christ" descended on Jesus like a dove from the eternal Father. </w:t>
       </w:r>
     </w:p>
     <w:p>
@@ -437,7 +437,7 @@
         <w:rPr>
           <w:lang w:val="en_US" w:bidi="en_US"/>
         </w:rPr>
-        <w:t xml:space="preserve">John wrote this letter to encourage Christians in the Roman province of Asia to remain strong in their faith in Christ. He criticized those who had left the community and the teachings of the apostles. John stressed that Christians must remain loyal to Jesus's apostles. These were those who followed Jesus (the disciples) during his life and knew him personally. Dedication to the apostles would protect against false spiritual ideas and heresy. </w:t>
+        <w:t xml:space="preserve">John wrote this letter to encourage Christians in the Roman province of Asia to remain strong in their faith in Christ. He criticized those who had left the community and the teachings of the apostles. John stressed that Christians must remain loyal to the apostles of Jesus. These were those who followed Jesus (the disciples) during his life and knew him personally. Dedication to the apostles would protect against false spiritual ideas and heresy. </w:t>
       </w:r>
     </w:p>
     <w:p>
@@ -968,7 +968,7 @@
         <w:rPr>
           <w:lang w:val="en_US" w:bidi="en_US"/>
         </w:rPr>
-        <w:t xml:space="preserve">John’s first letter continues the themes and teachings from his gospel. The Gospel of John shows that Jesus's mission was to reveal God the Father. He also came to unite Christians with the Father and the Son through the Holy Spirit. John’s first letter emphasizes how Christians experience God daily through their relationships with other church members. </w:t>
+        <w:t xml:space="preserve">John’s first letter continues the themes and teachings from his gospel. The Gospel of John shows that the mission of Jesus was to reveal God the Father. He also came to unite Christians with the Father and the Son through the Holy Spirit. John’s first letter emphasizes how Christians experience God daily through their relationships with other church members. </w:t>
       </w:r>
     </w:p>
     <w:p>

--- a/eng/docx/62.content.docx
+++ b/eng/docx/62.content.docx
@@ -19,7 +19,7 @@
         <w:rPr>
           <w:lang w:val="en_US" w:bidi="en_US"/>
         </w:rPr>
-        <w:t>Resource: Tyndale Open Study Notes</w:t>
+        <w:t>Resource: Aquifer Open Study Notes (Book Intros)</w:t>
       </w:r>
       <w:r>
         <w:rPr>
@@ -112,7 +112,7 @@
         <w:rPr>
           <w:lang w:val="en_US" w:bidi="en_US"/>
         </w:rPr>
-        <w:t>Tyndale Open Study Notes</w:t>
+        <w:t>Aquifer Open Study Notes (Book Intros)</w:t>
       </w:r>
     </w:p>
     <w:p>

--- a/eng/docx/62.content.docx
+++ b/eng/docx/62.content.docx
@@ -286,18 +286,12 @@
         </w:rPr>
         <w:t xml:space="preserve">Soon after this, some members of the Christian community left to form a rival group. This group was a heretical faction (false teachers) that spread ideas about Jesus Christ which opposed the teaching of the apostles. For example, they denied that Jesus was truly God in human flesh (see </w:t>
       </w:r>
-      <w:hyperlink r:id="rId13">
-        <w:r>
-          <w:rPr>
-            <w:lang w:val="en_US" w:bidi="en_US"/>
-          </w:rPr>
-          <w:rPr>
-            <w:color w:val="0000EE"/>
-            <w:u w:val="single"/>
-          </w:rPr>
-          <w:t>1 John 4:1–3</w:t>
-        </w:r>
-      </w:hyperlink>
+      <w:r>
+        <w:rPr>
+          <w:lang w:val="en_US" w:bidi="en_US"/>
+        </w:rPr>
+        <w:t>1 John 4:1–3</w:t>
+      </w:r>
       <w:r>
         <w:rPr>
           <w:lang w:val="en_US" w:bidi="en_US"/>
@@ -318,18 +312,12 @@
         </w:rPr>
         <w:t>By leaving the fellowship of the apostles, these rivals showed that they were not truly part of God’s family (</w:t>
       </w:r>
-      <w:hyperlink r:id="rId14">
-        <w:r>
-          <w:rPr>
-            <w:lang w:val="en_US" w:bidi="en_US"/>
-          </w:rPr>
-          <w:rPr>
-            <w:color w:val="0000EE"/>
-            <w:u w:val="single"/>
-          </w:rPr>
-          <w:t>1 John 2:18–19</w:t>
-        </w:r>
-      </w:hyperlink>
+      <w:r>
+        <w:rPr>
+          <w:lang w:val="en_US" w:bidi="en_US"/>
+        </w:rPr>
+        <w:t>1 John 2:18–19</w:t>
+      </w:r>
       <w:r>
         <w:rPr>
           <w:lang w:val="en_US" w:bidi="en_US"/>
@@ -364,18 +352,12 @@
         </w:rPr>
         <w:t xml:space="preserve">"The Christ" then revealed the unknown Father and performed miracles. Eventually, "the Christ" left the man "Jesus," who then suffered and died. "The Christ" remained without change, since he was a spiritual being. John may be directly challenging the heresy of Cerinthus or his followers in </w:t>
       </w:r>
-      <w:hyperlink r:id="rId15">
-        <w:r>
-          <w:rPr>
-            <w:lang w:val="en_US" w:bidi="en_US"/>
-          </w:rPr>
-          <w:rPr>
-            <w:color w:val="0000EE"/>
-            <w:u w:val="single"/>
-          </w:rPr>
-          <w:t>1 John 5:5–8</w:t>
-        </w:r>
-      </w:hyperlink>
+      <w:r>
+        <w:rPr>
+          <w:lang w:val="en_US" w:bidi="en_US"/>
+        </w:rPr>
+        <w:t>1 John 5:5–8</w:t>
+      </w:r>
       <w:r>
         <w:rPr>
           <w:lang w:val="en_US" w:bidi="en_US"/>
@@ -396,18 +378,12 @@
         </w:rPr>
         <w:t xml:space="preserve">He sent this first letter to the churches under John's care (including those mentioned in </w:t>
       </w:r>
-      <w:hyperlink r:id="rId16">
-        <w:r>
-          <w:rPr>
-            <w:lang w:val="en_US" w:bidi="en_US"/>
-          </w:rPr>
-          <w:rPr>
-            <w:color w:val="0000EE"/>
-            <w:u w:val="single"/>
-          </w:rPr>
-          <w:t>Revelation 1:11</w:t>
-        </w:r>
-      </w:hyperlink>
+      <w:r>
+        <w:rPr>
+          <w:lang w:val="en_US" w:bidi="en_US"/>
+        </w:rPr>
+        <w:t>Revelation 1:11</w:t>
+      </w:r>
       <w:r>
         <w:rPr>
           <w:lang w:val="en_US" w:bidi="en_US"/>
@@ -626,36 +602,24 @@
         </w:rPr>
         <w:t xml:space="preserve">Some scholars suggest that a Christian elder named John, not the apostle, wrote 1–3 John (see </w:t>
       </w:r>
-      <w:hyperlink r:id="rId17">
-        <w:r>
-          <w:rPr>
-            <w:lang w:val="en_US" w:bidi="en_US"/>
-          </w:rPr>
-          <w:rPr>
-            <w:color w:val="0000EE"/>
-            <w:u w:val="single"/>
-          </w:rPr>
-          <w:t>2 John 1:1</w:t>
-        </w:r>
-      </w:hyperlink>
+      <w:r>
+        <w:rPr>
+          <w:lang w:val="en_US" w:bidi="en_US"/>
+        </w:rPr>
+        <w:t>2 John 1:1</w:t>
+      </w:r>
       <w:r>
         <w:rPr>
           <w:lang w:val="en_US" w:bidi="en_US"/>
         </w:rPr>
         <w:t xml:space="preserve">; </w:t>
       </w:r>
-      <w:hyperlink r:id="rId18">
-        <w:r>
-          <w:rPr>
-            <w:lang w:val="en_US" w:bidi="en_US"/>
-          </w:rPr>
-          <w:rPr>
-            <w:color w:val="0000EE"/>
-            <w:u w:val="single"/>
-          </w:rPr>
-          <w:t>3 John 1:1</w:t>
-        </w:r>
-      </w:hyperlink>
+      <w:r>
+        <w:rPr>
+          <w:lang w:val="en_US" w:bidi="en_US"/>
+        </w:rPr>
+        <w:t>3 John 1:1</w:t>
+      </w:r>
       <w:r>
         <w:rPr>
           <w:lang w:val="en_US" w:bidi="en_US"/>
@@ -743,90 +707,60 @@
         </w:rPr>
         <w:t>Most conservative protestant scholars believe John the Apostle and John the Elder are the same person. The writing style of John's Gospel is very similar to that of these three letters. The Apostle John was a personal witness to Jesus and among the first to follow him. In John's Gospel, John is called "the one whom Jesus loved" (</w:t>
       </w:r>
-      <w:hyperlink r:id="rId19">
-        <w:r>
-          <w:rPr>
-            <w:lang w:val="en_US" w:bidi="en_US"/>
-          </w:rPr>
-          <w:rPr>
-            <w:color w:val="0000EE"/>
-            <w:u w:val="single"/>
-          </w:rPr>
-          <w:t>John 13:23</w:t>
-        </w:r>
-      </w:hyperlink>
+      <w:r>
+        <w:rPr>
+          <w:lang w:val="en_US" w:bidi="en_US"/>
+        </w:rPr>
+        <w:t>John 13:23</w:t>
+      </w:r>
       <w:r>
         <w:rPr>
           <w:lang w:val="en_US" w:bidi="en_US"/>
         </w:rPr>
         <w:t xml:space="preserve">; </w:t>
       </w:r>
-      <w:hyperlink r:id="rId20">
-        <w:r>
-          <w:rPr>
-            <w:lang w:val="en_US" w:bidi="en_US"/>
-          </w:rPr>
-          <w:rPr>
-            <w:color w:val="0000EE"/>
-            <w:u w:val="single"/>
-          </w:rPr>
-          <w:t>19:26</w:t>
-        </w:r>
-      </w:hyperlink>
+      <w:r>
+        <w:rPr>
+          <w:lang w:val="en_US" w:bidi="en_US"/>
+        </w:rPr>
+        <w:t>19:26</w:t>
+      </w:r>
       <w:r>
         <w:rPr>
           <w:lang w:val="en_US" w:bidi="en_US"/>
         </w:rPr>
         <w:t xml:space="preserve">; </w:t>
       </w:r>
-      <w:hyperlink r:id="rId21">
-        <w:r>
-          <w:rPr>
-            <w:lang w:val="en_US" w:bidi="en_US"/>
-          </w:rPr>
-          <w:rPr>
-            <w:color w:val="0000EE"/>
-            <w:u w:val="single"/>
-          </w:rPr>
-          <w:t>20:2</w:t>
-        </w:r>
-      </w:hyperlink>
+      <w:r>
+        <w:rPr>
+          <w:lang w:val="en_US" w:bidi="en_US"/>
+        </w:rPr>
+        <w:t>20:2</w:t>
+      </w:r>
       <w:r>
         <w:rPr>
           <w:lang w:val="en_US" w:bidi="en_US"/>
         </w:rPr>
         <w:t xml:space="preserve">; </w:t>
       </w:r>
-      <w:hyperlink r:id="rId22">
-        <w:r>
-          <w:rPr>
-            <w:lang w:val="en_US" w:bidi="en_US"/>
-          </w:rPr>
-          <w:rPr>
-            <w:color w:val="0000EE"/>
-            <w:u w:val="single"/>
-          </w:rPr>
-          <w:t>21:7</w:t>
-        </w:r>
-      </w:hyperlink>
+      <w:r>
+        <w:rPr>
+          <w:lang w:val="en_US" w:bidi="en_US"/>
+        </w:rPr>
+        <w:t>21:7</w:t>
+      </w:r>
       <w:r>
         <w:rPr>
           <w:lang w:val="en_US" w:bidi="en_US"/>
         </w:rPr>
         <w:t xml:space="preserve">, </w:t>
       </w:r>
-      <w:hyperlink r:id="rId23">
-        <w:r>
-          <w:rPr>
-            <w:lang w:val="en_US" w:bidi="en_US"/>
-          </w:rPr>
-          <w:rPr>
-            <w:color w:val="0000EE"/>
-            <w:u w:val="single"/>
-          </w:rPr>
-          <w:t>20</w:t>
-        </w:r>
-      </w:hyperlink>
+      <w:r>
+        <w:rPr>
+          <w:lang w:val="en_US" w:bidi="en_US"/>
+        </w:rPr>
+        <w:t>20</w:t>
+      </w:r>
       <w:r>
         <w:rPr>
           <w:lang w:val="en_US" w:bidi="en_US"/>
@@ -847,54 +781,36 @@
         </w:rPr>
         <w:t xml:space="preserve">He was one of the twelve disciples and a close friend of Jesus. The author's claim to be an personal witness is as strong in the letters as it is in the gospel (see </w:t>
       </w:r>
-      <w:hyperlink r:id="rId24">
-        <w:r>
-          <w:rPr>
-            <w:lang w:val="en_US" w:bidi="en_US"/>
-          </w:rPr>
-          <w:rPr>
-            <w:color w:val="0000EE"/>
-            <w:u w:val="single"/>
-          </w:rPr>
-          <w:t>1 John 1:1–4</w:t>
-        </w:r>
-      </w:hyperlink>
+      <w:r>
+        <w:rPr>
+          <w:lang w:val="en_US" w:bidi="en_US"/>
+        </w:rPr>
+        <w:t>1 John 1:1–4</w:t>
+      </w:r>
       <w:r>
         <w:rPr>
           <w:lang w:val="en_US" w:bidi="en_US"/>
         </w:rPr>
         <w:t xml:space="preserve">; </w:t>
       </w:r>
-      <w:hyperlink r:id="rId25">
-        <w:r>
-          <w:rPr>
-            <w:lang w:val="en_US" w:bidi="en_US"/>
-          </w:rPr>
-          <w:rPr>
-            <w:color w:val="0000EE"/>
-            <w:u w:val="single"/>
-          </w:rPr>
-          <w:t>John 1:14</w:t>
-        </w:r>
-      </w:hyperlink>
+      <w:r>
+        <w:rPr>
+          <w:lang w:val="en_US" w:bidi="en_US"/>
+        </w:rPr>
+        <w:t>John 1:14</w:t>
+      </w:r>
       <w:r>
         <w:rPr>
           <w:lang w:val="en_US" w:bidi="en_US"/>
         </w:rPr>
         <w:t xml:space="preserve">; </w:t>
       </w:r>
-      <w:hyperlink r:id="rId26">
-        <w:r>
-          <w:rPr>
-            <w:lang w:val="en_US" w:bidi="en_US"/>
-          </w:rPr>
-          <w:rPr>
-            <w:color w:val="0000EE"/>
-            <w:u w:val="single"/>
-          </w:rPr>
-          <w:t>19:35</w:t>
-        </w:r>
-      </w:hyperlink>
+      <w:r>
+        <w:rPr>
+          <w:lang w:val="en_US" w:bidi="en_US"/>
+        </w:rPr>
+        <w:t>19:35</w:t>
+      </w:r>
       <w:r>
         <w:rPr>
           <w:lang w:val="en_US" w:bidi="en_US"/>
@@ -927,18 +843,12 @@
         </w:rPr>
         <w:t>made flesh (</w:t>
       </w:r>
-      <w:hyperlink r:id="rId24">
-        <w:r>
-          <w:rPr>
-            <w:lang w:val="en_US" w:bidi="en_US"/>
-          </w:rPr>
-          <w:rPr>
-            <w:color w:val="0000EE"/>
-            <w:u w:val="single"/>
-          </w:rPr>
-          <w:t>1 John 1:1–4</w:t>
-        </w:r>
-      </w:hyperlink>
+      <w:r>
+        <w:rPr>
+          <w:lang w:val="en_US" w:bidi="en_US"/>
+        </w:rPr>
+        <w:t>1 John 1:1–4</w:t>
+      </w:r>
       <w:r>
         <w:rPr>
           <w:lang w:val="en_US" w:bidi="en_US"/>
@@ -984,108 +894,72 @@
         </w:rPr>
         <w:t>We must show our love for God by loving one another. Jesus directly gave this command (</w:t>
       </w:r>
-      <w:hyperlink r:id="rId27">
-        <w:r>
-          <w:rPr>
-            <w:lang w:val="en_US" w:bidi="en_US"/>
-          </w:rPr>
-          <w:rPr>
-            <w:color w:val="0000EE"/>
-            <w:u w:val="single"/>
-          </w:rPr>
-          <w:t>John 13:34</w:t>
-        </w:r>
-      </w:hyperlink>
+      <w:r>
+        <w:rPr>
+          <w:lang w:val="en_US" w:bidi="en_US"/>
+        </w:rPr>
+        <w:t>John 13:34</w:t>
+      </w:r>
       <w:r>
         <w:rPr>
           <w:lang w:val="en_US" w:bidi="en_US"/>
         </w:rPr>
         <w:t xml:space="preserve">; </w:t>
       </w:r>
-      <w:hyperlink r:id="rId28">
-        <w:r>
-          <w:rPr>
-            <w:lang w:val="en_US" w:bidi="en_US"/>
-          </w:rPr>
-          <w:rPr>
-            <w:color w:val="0000EE"/>
-            <w:u w:val="single"/>
-          </w:rPr>
-          <w:t>15:17</w:t>
-        </w:r>
-      </w:hyperlink>
+      <w:r>
+        <w:rPr>
+          <w:lang w:val="en_US" w:bidi="en_US"/>
+        </w:rPr>
+        <w:t>15:17</w:t>
+      </w:r>
       <w:r>
         <w:rPr>
           <w:lang w:val="en_US" w:bidi="en_US"/>
         </w:rPr>
         <w:t>). John repeats it often (</w:t>
       </w:r>
-      <w:hyperlink r:id="rId29">
-        <w:r>
-          <w:rPr>
-            <w:lang w:val="en_US" w:bidi="en_US"/>
-          </w:rPr>
-          <w:rPr>
-            <w:color w:val="0000EE"/>
-            <w:u w:val="single"/>
-          </w:rPr>
-          <w:t>1 John 2:7</w:t>
-        </w:r>
-      </w:hyperlink>
+      <w:r>
+        <w:rPr>
+          <w:lang w:val="en_US" w:bidi="en_US"/>
+        </w:rPr>
+        <w:t>1 John 2:7</w:t>
+      </w:r>
       <w:r>
         <w:rPr>
           <w:lang w:val="en_US" w:bidi="en_US"/>
         </w:rPr>
         <w:t xml:space="preserve">; </w:t>
       </w:r>
-      <w:hyperlink r:id="rId30">
-        <w:r>
-          <w:rPr>
-            <w:lang w:val="en_US" w:bidi="en_US"/>
-          </w:rPr>
-          <w:rPr>
-            <w:color w:val="0000EE"/>
-            <w:u w:val="single"/>
-          </w:rPr>
-          <w:t>3:11</w:t>
-        </w:r>
-      </w:hyperlink>
+      <w:r>
+        <w:rPr>
+          <w:lang w:val="en_US" w:bidi="en_US"/>
+        </w:rPr>
+        <w:t>3:11</w:t>
+      </w:r>
       <w:r>
         <w:rPr>
           <w:lang w:val="en_US" w:bidi="en_US"/>
         </w:rPr>
         <w:t xml:space="preserve">, </w:t>
       </w:r>
-      <w:hyperlink r:id="rId31">
-        <w:r>
-          <w:rPr>
-            <w:lang w:val="en_US" w:bidi="en_US"/>
-          </w:rPr>
-          <w:rPr>
-            <w:color w:val="0000EE"/>
-            <w:u w:val="single"/>
-          </w:rPr>
-          <w:t>23</w:t>
-        </w:r>
-      </w:hyperlink>
+      <w:r>
+        <w:rPr>
+          <w:lang w:val="en_US" w:bidi="en_US"/>
+        </w:rPr>
+        <w:t>23</w:t>
+      </w:r>
       <w:r>
         <w:rPr>
           <w:lang w:val="en_US" w:bidi="en_US"/>
         </w:rPr>
         <w:t xml:space="preserve">; </w:t>
       </w:r>
-      <w:hyperlink r:id="rId32">
-        <w:r>
-          <w:rPr>
-            <w:lang w:val="en_US" w:bidi="en_US"/>
-          </w:rPr>
-          <w:rPr>
-            <w:color w:val="0000EE"/>
-            <w:u w:val="single"/>
-          </w:rPr>
-          <w:t>2 John 1:5–6</w:t>
-        </w:r>
-      </w:hyperlink>
+      <w:r>
+        <w:rPr>
+          <w:lang w:val="en_US" w:bidi="en_US"/>
+        </w:rPr>
+        <w:t>2 John 1:5–6</w:t>
+      </w:r>
       <w:r>
         <w:rPr>
           <w:lang w:val="en_US" w:bidi="en_US"/>
